--- a/docs/exports/pilotage-projet.docx
+++ b/docs/exports/pilotage-projet.docx
@@ -12,7 +12,7 @@
           <w:color w:val="1F3B57"/>
           <w:sz w:val="44"/>
         </w:rPr>
-        <w:t>Document de pilotage de projet</w:t>
+        <w:t>Pilotage du projet — Workshop client Oxand</w:t>
       </w:r>
     </w:p>
     <w:p/>
@@ -422,7 +422,7 @@
         <w:t>combien produit une installation type, combien coûte-t-elle, est-elle rentable ?</w:t>
       </w:r>
       <w:r>
-        <w:t xml:space="preserve"> Le livrable y répond concrètement par département : gisement PVGIS réel, modèle économique testé (LCOE, payback, TRI, VAN), et un dashboard interactif permettant à Oxand de rejouer les hypothèses (CAPEX, OPEX, taux d'autoconsommation) sans toucher au code. Le projet ne construit pas le futur module Simeo mais </w:t>
+        <w:t xml:space="preserve"> Le livrable y répond concrètement par département : gisement PVGIS réel, modèle économique testé (LCOE, payback, TRI, VAN), et un dashboard interactif permettant à Oxand d'explorer les résultats par département (choix du régime de valorisation et de la puissance). Le projet ne construit pas le futur module Simeo mais </w:t>
       </w:r>
       <w:r>
         <w:rPr>
@@ -2264,7 +2264,7 @@
               <w:rPr>
                 <w:sz w:val="19"/>
               </w:rPr>
-              <w:t xml:space="preserve"> (taux d'autoconsommation 40/65/90 %) pour montrer la robustesse des conclusions plutôt que des valeurs figées ; hypothèses rendues modifiables via la dataclass </w:t>
+              <w:t xml:space="preserve"> (taux d'autoconsommation 40/65/90 %) pour montrer la robustesse des conclusions plutôt que des valeurs figées ; hypothèses centralisées et facilement révisables via la dataclass </w:t>
             </w:r>
             <w:r>
               <w:rPr>
@@ -2272,12 +2272,6 @@
                 <w:sz w:val="19"/>
               </w:rPr>
               <w:t>Assumptions</w:t>
-            </w:r>
-            <w:r>
-              <w:rPr>
-                <w:sz w:val="19"/>
-              </w:rPr>
-              <w:t xml:space="preserve"> et les curseurs du dashboard</w:t>
             </w:r>
           </w:p>
         </w:tc>

--- a/docs/exports/pilotage-projet.docx
+++ b/docs/exports/pilotage-projet.docx
@@ -2499,949 +2499,7 @@
         <w:pStyle w:val="Heading2"/>
       </w:pPr>
       <w:r>
-        <w:t>5. Suivi des coûts / budget</w:t>
-      </w:r>
-    </w:p>
-    <w:p>
-      <w:r>
-        <w:rPr>
-          <w:i/>
-        </w:rPr>
-        <w:t>Critères couverts : (9) contrôle des coûts.</w:t>
-      </w:r>
-    </w:p>
-    <w:p>
-      <w:r>
-        <w:t xml:space="preserve">Le projet ne mobilise pas de budget matériel (données et outillage open-source) ; le seul poste de coût est le </w:t>
-      </w:r>
-      <w:r>
-        <w:rPr>
-          <w:b/>
-        </w:rPr>
-        <w:t>temps-homme</w:t>
-      </w:r>
-      <w:r>
-        <w:t xml:space="preserve">, valorisé à un Taux Journalier Moyen indicatif de </w:t>
-      </w:r>
-      <w:r>
-        <w:rPr>
-          <w:b/>
-        </w:rPr>
-        <w:t>500 €/jour</w:t>
-      </w:r>
-      <w:r>
-        <w:t xml:space="preserve"> (ordre de grandeur consultant junior/étudiant, cohérent avec le contexte du workshop).</w:t>
-      </w:r>
-    </w:p>
-    <w:tbl>
-      <w:tblPr>
-        <w:tblStyle w:val="TableGrid"/>
-        <w:tblW w:type="auto" w:w="0"/>
-        <w:jc w:val="center"/>
-        <w:tblLook w:firstColumn="1" w:firstRow="1" w:lastColumn="0" w:lastRow="0" w:noHBand="0" w:noVBand="1" w:val="04A0"/>
-      </w:tblPr>
-      <w:tblGrid>
-        <w:gridCol w:w="1728"/>
-        <w:gridCol w:w="1728"/>
-        <w:gridCol w:w="1728"/>
-        <w:gridCol w:w="1728"/>
-        <w:gridCol w:w="1728"/>
-      </w:tblGrid>
-      <w:tr>
-        <w:tc>
-          <w:tcPr>
-            <w:tcW w:type="dxa" w:w="1728"/>
-            <w:shd w:val="clear" w:color="auto" w:fill="D9E2F3"/>
-          </w:tcPr>
-          <w:p>
-            <w:r>
-              <w:rPr>
-                <w:b/>
-                <w:sz w:val="19"/>
-              </w:rPr>
-            </w:r>
-            <w:r>
-              <w:rPr>
-                <w:b/>
-                <w:sz w:val="19"/>
-              </w:rPr>
-              <w:t>Lot</w:t>
-            </w:r>
-          </w:p>
-        </w:tc>
-        <w:tc>
-          <w:tcPr>
-            <w:tcW w:type="dxa" w:w="1728"/>
-            <w:shd w:val="clear" w:color="auto" w:fill="D9E2F3"/>
-          </w:tcPr>
-          <w:p>
-            <w:r>
-              <w:rPr>
-                <w:b/>
-                <w:sz w:val="19"/>
-              </w:rPr>
-            </w:r>
-            <w:r>
-              <w:rPr>
-                <w:b/>
-                <w:sz w:val="19"/>
-              </w:rPr>
-              <w:t>Jours-homme (prévu)</w:t>
-            </w:r>
-          </w:p>
-        </w:tc>
-        <w:tc>
-          <w:tcPr>
-            <w:tcW w:type="dxa" w:w="1728"/>
-            <w:shd w:val="clear" w:color="auto" w:fill="D9E2F3"/>
-          </w:tcPr>
-          <w:p>
-            <w:r>
-              <w:rPr>
-                <w:b/>
-                <w:sz w:val="19"/>
-              </w:rPr>
-            </w:r>
-            <w:r>
-              <w:rPr>
-                <w:b/>
-                <w:sz w:val="19"/>
-              </w:rPr>
-              <w:t>Coût (prévu, 500 €/j)</w:t>
-            </w:r>
-          </w:p>
-        </w:tc>
-        <w:tc>
-          <w:tcPr>
-            <w:tcW w:type="dxa" w:w="1728"/>
-            <w:shd w:val="clear" w:color="auto" w:fill="D9E2F3"/>
-          </w:tcPr>
-          <w:p>
-            <w:r>
-              <w:rPr>
-                <w:b/>
-                <w:sz w:val="19"/>
-              </w:rPr>
-            </w:r>
-            <w:r>
-              <w:rPr>
-                <w:b/>
-                <w:sz w:val="19"/>
-              </w:rPr>
-              <w:t>Jours-homme (réalisé)</w:t>
-            </w:r>
-          </w:p>
-        </w:tc>
-        <w:tc>
-          <w:tcPr>
-            <w:tcW w:type="dxa" w:w="1728"/>
-            <w:shd w:val="clear" w:color="auto" w:fill="D9E2F3"/>
-          </w:tcPr>
-          <w:p>
-            <w:r>
-              <w:rPr>
-                <w:b/>
-                <w:sz w:val="19"/>
-              </w:rPr>
-            </w:r>
-            <w:r>
-              <w:rPr>
-                <w:b/>
-                <w:sz w:val="19"/>
-              </w:rPr>
-              <w:t>Coût (réalisé)</w:t>
-            </w:r>
-          </w:p>
-        </w:tc>
-      </w:tr>
-      <w:tr>
-        <w:tc>
-          <w:tcPr>
-            <w:tcW w:type="dxa" w:w="1728"/>
-          </w:tcPr>
-          <w:p>
-            <w:r>
-              <w:rPr>
-                <w:sz w:val="19"/>
-              </w:rPr>
-            </w:r>
-            <w:r>
-              <w:rPr>
-                <w:sz w:val="19"/>
-              </w:rPr>
-              <w:t>Cadrage (note de cadrage, périmètre, glossaire)</w:t>
-            </w:r>
-          </w:p>
-        </w:tc>
-        <w:tc>
-          <w:tcPr>
-            <w:tcW w:type="dxa" w:w="1728"/>
-          </w:tcPr>
-          <w:p>
-            <w:r>
-              <w:rPr>
-                <w:sz w:val="19"/>
-              </w:rPr>
-            </w:r>
-            <w:r>
-              <w:rPr>
-                <w:sz w:val="19"/>
-              </w:rPr>
-              <w:t>1,0</w:t>
-            </w:r>
-          </w:p>
-        </w:tc>
-        <w:tc>
-          <w:tcPr>
-            <w:tcW w:type="dxa" w:w="1728"/>
-          </w:tcPr>
-          <w:p>
-            <w:r>
-              <w:rPr>
-                <w:sz w:val="19"/>
-              </w:rPr>
-            </w:r>
-            <w:r>
-              <w:rPr>
-                <w:sz w:val="19"/>
-              </w:rPr>
-              <w:t>500 €</w:t>
-            </w:r>
-          </w:p>
-        </w:tc>
-        <w:tc>
-          <w:tcPr>
-            <w:tcW w:type="dxa" w:w="1728"/>
-          </w:tcPr>
-          <w:p>
-            <w:r>
-              <w:rPr>
-                <w:sz w:val="19"/>
-              </w:rPr>
-            </w:r>
-            <w:r>
-              <w:rPr>
-                <w:sz w:val="19"/>
-              </w:rPr>
-              <w:t>1,0</w:t>
-            </w:r>
-          </w:p>
-        </w:tc>
-        <w:tc>
-          <w:tcPr>
-            <w:tcW w:type="dxa" w:w="1728"/>
-          </w:tcPr>
-          <w:p>
-            <w:r>
-              <w:rPr>
-                <w:sz w:val="19"/>
-              </w:rPr>
-            </w:r>
-            <w:r>
-              <w:rPr>
-                <w:sz w:val="19"/>
-              </w:rPr>
-              <w:t>500 €</w:t>
-            </w:r>
-          </w:p>
-        </w:tc>
-      </w:tr>
-      <w:tr>
-        <w:tc>
-          <w:tcPr>
-            <w:tcW w:type="dxa" w:w="1728"/>
-          </w:tcPr>
-          <w:p>
-            <w:r>
-              <w:rPr>
-                <w:sz w:val="19"/>
-              </w:rPr>
-            </w:r>
-            <w:r>
-              <w:rPr>
-                <w:sz w:val="19"/>
-              </w:rPr>
-              <w:t>Collecte données (PVGIS, GeoJSON, cache)</w:t>
-            </w:r>
-          </w:p>
-        </w:tc>
-        <w:tc>
-          <w:tcPr>
-            <w:tcW w:type="dxa" w:w="1728"/>
-          </w:tcPr>
-          <w:p>
-            <w:r>
-              <w:rPr>
-                <w:sz w:val="19"/>
-              </w:rPr>
-            </w:r>
-            <w:r>
-              <w:rPr>
-                <w:sz w:val="19"/>
-              </w:rPr>
-              <w:t>1,0</w:t>
-            </w:r>
-          </w:p>
-        </w:tc>
-        <w:tc>
-          <w:tcPr>
-            <w:tcW w:type="dxa" w:w="1728"/>
-          </w:tcPr>
-          <w:p>
-            <w:r>
-              <w:rPr>
-                <w:sz w:val="19"/>
-              </w:rPr>
-            </w:r>
-            <w:r>
-              <w:rPr>
-                <w:sz w:val="19"/>
-              </w:rPr>
-              <w:t>500 €</w:t>
-            </w:r>
-          </w:p>
-        </w:tc>
-        <w:tc>
-          <w:tcPr>
-            <w:tcW w:type="dxa" w:w="1728"/>
-          </w:tcPr>
-          <w:p>
-            <w:r>
-              <w:rPr>
-                <w:sz w:val="19"/>
-              </w:rPr>
-            </w:r>
-            <w:r>
-              <w:rPr>
-                <w:sz w:val="19"/>
-              </w:rPr>
-              <w:t>1,0</w:t>
-            </w:r>
-          </w:p>
-        </w:tc>
-        <w:tc>
-          <w:tcPr>
-            <w:tcW w:type="dxa" w:w="1728"/>
-          </w:tcPr>
-          <w:p>
-            <w:r>
-              <w:rPr>
-                <w:sz w:val="19"/>
-              </w:rPr>
-            </w:r>
-            <w:r>
-              <w:rPr>
-                <w:sz w:val="19"/>
-              </w:rPr>
-              <w:t>500 €</w:t>
-            </w:r>
-          </w:p>
-        </w:tc>
-      </w:tr>
-      <w:tr>
-        <w:tc>
-          <w:tcPr>
-            <w:tcW w:type="dxa" w:w="1728"/>
-          </w:tcPr>
-          <w:p>
-            <w:r>
-              <w:rPr>
-                <w:sz w:val="19"/>
-              </w:rPr>
-            </w:r>
-            <w:r>
-              <w:rPr>
-                <w:sz w:val="19"/>
-              </w:rPr>
-              <w:t>Modèle économique (LCOE, payback, TRI, VAN, tests, sensibilité)</w:t>
-            </w:r>
-          </w:p>
-        </w:tc>
-        <w:tc>
-          <w:tcPr>
-            <w:tcW w:type="dxa" w:w="1728"/>
-          </w:tcPr>
-          <w:p>
-            <w:r>
-              <w:rPr>
-                <w:sz w:val="19"/>
-              </w:rPr>
-            </w:r>
-            <w:r>
-              <w:rPr>
-                <w:sz w:val="19"/>
-              </w:rPr>
-              <w:t>1,5</w:t>
-            </w:r>
-          </w:p>
-        </w:tc>
-        <w:tc>
-          <w:tcPr>
-            <w:tcW w:type="dxa" w:w="1728"/>
-          </w:tcPr>
-          <w:p>
-            <w:r>
-              <w:rPr>
-                <w:sz w:val="19"/>
-              </w:rPr>
-            </w:r>
-            <w:r>
-              <w:rPr>
-                <w:sz w:val="19"/>
-              </w:rPr>
-              <w:t>750 €</w:t>
-            </w:r>
-          </w:p>
-        </w:tc>
-        <w:tc>
-          <w:tcPr>
-            <w:tcW w:type="dxa" w:w="1728"/>
-          </w:tcPr>
-          <w:p>
-            <w:r>
-              <w:rPr>
-                <w:sz w:val="19"/>
-              </w:rPr>
-            </w:r>
-            <w:r>
-              <w:rPr>
-                <w:sz w:val="19"/>
-              </w:rPr>
-              <w:t>1,5</w:t>
-            </w:r>
-          </w:p>
-        </w:tc>
-        <w:tc>
-          <w:tcPr>
-            <w:tcW w:type="dxa" w:w="1728"/>
-          </w:tcPr>
-          <w:p>
-            <w:r>
-              <w:rPr>
-                <w:sz w:val="19"/>
-              </w:rPr>
-            </w:r>
-            <w:r>
-              <w:rPr>
-                <w:sz w:val="19"/>
-              </w:rPr>
-              <w:t>750 €</w:t>
-            </w:r>
-          </w:p>
-        </w:tc>
-      </w:tr>
-      <w:tr>
-        <w:tc>
-          <w:tcPr>
-            <w:tcW w:type="dxa" w:w="1728"/>
-          </w:tcPr>
-          <w:p>
-            <w:r>
-              <w:rPr>
-                <w:sz w:val="19"/>
-              </w:rPr>
-            </w:r>
-            <w:r>
-              <w:rPr>
-                <w:sz w:val="19"/>
-              </w:rPr>
-              <w:t xml:space="preserve">Dashboard (refactor </w:t>
-            </w:r>
-            <w:r>
-              <w:rPr>
-                <w:rFonts w:ascii="Consolas" w:hAnsi="Consolas"/>
-                <w:sz w:val="19"/>
-              </w:rPr>
-              <w:t>Assumptions</w:t>
-            </w:r>
-            <w:r>
-              <w:rPr>
-                <w:sz w:val="19"/>
-              </w:rPr>
-              <w:t>, Streamlit, déploiement)</w:t>
-            </w:r>
-          </w:p>
-        </w:tc>
-        <w:tc>
-          <w:tcPr>
-            <w:tcW w:type="dxa" w:w="1728"/>
-          </w:tcPr>
-          <w:p>
-            <w:r>
-              <w:rPr>
-                <w:sz w:val="19"/>
-              </w:rPr>
-            </w:r>
-            <w:r>
-              <w:rPr>
-                <w:sz w:val="19"/>
-              </w:rPr>
-              <w:t>1,5</w:t>
-            </w:r>
-          </w:p>
-        </w:tc>
-        <w:tc>
-          <w:tcPr>
-            <w:tcW w:type="dxa" w:w="1728"/>
-          </w:tcPr>
-          <w:p>
-            <w:r>
-              <w:rPr>
-                <w:sz w:val="19"/>
-              </w:rPr>
-            </w:r>
-            <w:r>
-              <w:rPr>
-                <w:sz w:val="19"/>
-              </w:rPr>
-              <w:t>750 €</w:t>
-            </w:r>
-          </w:p>
-        </w:tc>
-        <w:tc>
-          <w:tcPr>
-            <w:tcW w:type="dxa" w:w="1728"/>
-          </w:tcPr>
-          <w:p>
-            <w:r>
-              <w:rPr>
-                <w:sz w:val="19"/>
-              </w:rPr>
-            </w:r>
-            <w:r>
-              <w:rPr>
-                <w:sz w:val="19"/>
-              </w:rPr>
-              <w:t>1,5</w:t>
-            </w:r>
-          </w:p>
-        </w:tc>
-        <w:tc>
-          <w:tcPr>
-            <w:tcW w:type="dxa" w:w="1728"/>
-          </w:tcPr>
-          <w:p>
-            <w:r>
-              <w:rPr>
-                <w:sz w:val="19"/>
-              </w:rPr>
-            </w:r>
-            <w:r>
-              <w:rPr>
-                <w:sz w:val="19"/>
-              </w:rPr>
-              <w:t>750 €</w:t>
-            </w:r>
-          </w:p>
-        </w:tc>
-      </w:tr>
-      <w:tr>
-        <w:tc>
-          <w:tcPr>
-            <w:tcW w:type="dxa" w:w="1728"/>
-          </w:tcPr>
-          <w:p>
-            <w:r>
-              <w:rPr>
-                <w:sz w:val="19"/>
-              </w:rPr>
-            </w:r>
-            <w:r>
-              <w:rPr>
-                <w:sz w:val="19"/>
-              </w:rPr>
-              <w:t>Recettage (tests complémentaires, relecture croisée)</w:t>
-            </w:r>
-          </w:p>
-        </w:tc>
-        <w:tc>
-          <w:tcPr>
-            <w:tcW w:type="dxa" w:w="1728"/>
-          </w:tcPr>
-          <w:p>
-            <w:r>
-              <w:rPr>
-                <w:sz w:val="19"/>
-              </w:rPr>
-            </w:r>
-            <w:r>
-              <w:rPr>
-                <w:sz w:val="19"/>
-              </w:rPr>
-              <w:t>0,5</w:t>
-            </w:r>
-          </w:p>
-        </w:tc>
-        <w:tc>
-          <w:tcPr>
-            <w:tcW w:type="dxa" w:w="1728"/>
-          </w:tcPr>
-          <w:p>
-            <w:r>
-              <w:rPr>
-                <w:sz w:val="19"/>
-              </w:rPr>
-            </w:r>
-            <w:r>
-              <w:rPr>
-                <w:sz w:val="19"/>
-              </w:rPr>
-              <w:t>250 €</w:t>
-            </w:r>
-          </w:p>
-        </w:tc>
-        <w:tc>
-          <w:tcPr>
-            <w:tcW w:type="dxa" w:w="1728"/>
-          </w:tcPr>
-          <w:p>
-            <w:r>
-              <w:rPr>
-                <w:sz w:val="19"/>
-              </w:rPr>
-            </w:r>
-            <w:r>
-              <w:rPr>
-                <w:i/>
-                <w:sz w:val="19"/>
-              </w:rPr>
-              <w:t>en cours</w:t>
-            </w:r>
-          </w:p>
-        </w:tc>
-        <w:tc>
-          <w:tcPr>
-            <w:tcW w:type="dxa" w:w="1728"/>
-          </w:tcPr>
-          <w:p>
-            <w:r>
-              <w:rPr>
-                <w:sz w:val="19"/>
-              </w:rPr>
-            </w:r>
-            <w:r>
-              <w:rPr>
-                <w:i/>
-                <w:sz w:val="19"/>
-              </w:rPr>
-              <w:t>en cours</w:t>
-            </w:r>
-          </w:p>
-        </w:tc>
-      </w:tr>
-      <w:tr>
-        <w:tc>
-          <w:tcPr>
-            <w:tcW w:type="dxa" w:w="1728"/>
-          </w:tcPr>
-          <w:p>
-            <w:r>
-              <w:rPr>
-                <w:sz w:val="19"/>
-              </w:rPr>
-            </w:r>
-            <w:r>
-              <w:rPr>
-                <w:sz w:val="19"/>
-              </w:rPr>
-              <w:t>Document de pilotage</w:t>
-            </w:r>
-          </w:p>
-        </w:tc>
-        <w:tc>
-          <w:tcPr>
-            <w:tcW w:type="dxa" w:w="1728"/>
-          </w:tcPr>
-          <w:p>
-            <w:r>
-              <w:rPr>
-                <w:sz w:val="19"/>
-              </w:rPr>
-            </w:r>
-            <w:r>
-              <w:rPr>
-                <w:sz w:val="19"/>
-              </w:rPr>
-              <w:t>0,5</w:t>
-            </w:r>
-          </w:p>
-        </w:tc>
-        <w:tc>
-          <w:tcPr>
-            <w:tcW w:type="dxa" w:w="1728"/>
-          </w:tcPr>
-          <w:p>
-            <w:r>
-              <w:rPr>
-                <w:sz w:val="19"/>
-              </w:rPr>
-            </w:r>
-            <w:r>
-              <w:rPr>
-                <w:sz w:val="19"/>
-              </w:rPr>
-              <w:t>250 €</w:t>
-            </w:r>
-          </w:p>
-        </w:tc>
-        <w:tc>
-          <w:tcPr>
-            <w:tcW w:type="dxa" w:w="1728"/>
-          </w:tcPr>
-          <w:p>
-            <w:r>
-              <w:rPr>
-                <w:sz w:val="19"/>
-              </w:rPr>
-            </w:r>
-            <w:r>
-              <w:rPr>
-                <w:sz w:val="19"/>
-              </w:rPr>
-              <w:t>0,5</w:t>
-            </w:r>
-          </w:p>
-        </w:tc>
-        <w:tc>
-          <w:tcPr>
-            <w:tcW w:type="dxa" w:w="1728"/>
-          </w:tcPr>
-          <w:p>
-            <w:r>
-              <w:rPr>
-                <w:sz w:val="19"/>
-              </w:rPr>
-            </w:r>
-            <w:r>
-              <w:rPr>
-                <w:sz w:val="19"/>
-              </w:rPr>
-              <w:t>250 €</w:t>
-            </w:r>
-          </w:p>
-        </w:tc>
-      </w:tr>
-      <w:tr>
-        <w:tc>
-          <w:tcPr>
-            <w:tcW w:type="dxa" w:w="1728"/>
-          </w:tcPr>
-          <w:p>
-            <w:r>
-              <w:rPr>
-                <w:sz w:val="19"/>
-              </w:rPr>
-            </w:r>
-            <w:r>
-              <w:rPr>
-                <w:sz w:val="19"/>
-              </w:rPr>
-              <w:t>Dossier technique &amp; exports</w:t>
-            </w:r>
-          </w:p>
-        </w:tc>
-        <w:tc>
-          <w:tcPr>
-            <w:tcW w:type="dxa" w:w="1728"/>
-          </w:tcPr>
-          <w:p>
-            <w:r>
-              <w:rPr>
-                <w:sz w:val="19"/>
-              </w:rPr>
-            </w:r>
-            <w:r>
-              <w:rPr>
-                <w:sz w:val="19"/>
-              </w:rPr>
-              <w:t>1,0</w:t>
-            </w:r>
-          </w:p>
-        </w:tc>
-        <w:tc>
-          <w:tcPr>
-            <w:tcW w:type="dxa" w:w="1728"/>
-          </w:tcPr>
-          <w:p>
-            <w:r>
-              <w:rPr>
-                <w:sz w:val="19"/>
-              </w:rPr>
-            </w:r>
-            <w:r>
-              <w:rPr>
-                <w:sz w:val="19"/>
-              </w:rPr>
-              <w:t>500 €</w:t>
-            </w:r>
-          </w:p>
-        </w:tc>
-        <w:tc>
-          <w:tcPr>
-            <w:tcW w:type="dxa" w:w="1728"/>
-          </w:tcPr>
-          <w:p>
-            <w:r>
-              <w:rPr>
-                <w:sz w:val="19"/>
-              </w:rPr>
-            </w:r>
-            <w:r>
-              <w:rPr>
-                <w:i/>
-                <w:sz w:val="19"/>
-              </w:rPr>
-              <w:t>à venir</w:t>
-            </w:r>
-          </w:p>
-        </w:tc>
-        <w:tc>
-          <w:tcPr>
-            <w:tcW w:type="dxa" w:w="1728"/>
-          </w:tcPr>
-          <w:p>
-            <w:r>
-              <w:rPr>
-                <w:sz w:val="19"/>
-              </w:rPr>
-            </w:r>
-            <w:r>
-              <w:rPr>
-                <w:i/>
-                <w:sz w:val="19"/>
-              </w:rPr>
-              <w:t>à venir</w:t>
-            </w:r>
-          </w:p>
-        </w:tc>
-      </w:tr>
-      <w:tr>
-        <w:tc>
-          <w:tcPr>
-            <w:tcW w:type="dxa" w:w="1728"/>
-          </w:tcPr>
-          <w:p>
-            <w:r>
-              <w:rPr>
-                <w:sz w:val="19"/>
-              </w:rPr>
-            </w:r>
-            <w:r>
-              <w:rPr>
-                <w:b/>
-                <w:sz w:val="19"/>
-              </w:rPr>
-              <w:t>Total</w:t>
-            </w:r>
-          </w:p>
-        </w:tc>
-        <w:tc>
-          <w:tcPr>
-            <w:tcW w:type="dxa" w:w="1728"/>
-          </w:tcPr>
-          <w:p>
-            <w:r>
-              <w:rPr>
-                <w:sz w:val="19"/>
-              </w:rPr>
-            </w:r>
-            <w:r>
-              <w:rPr>
-                <w:b/>
-                <w:sz w:val="19"/>
-              </w:rPr>
-              <w:t>7,0 j</w:t>
-            </w:r>
-          </w:p>
-        </w:tc>
-        <w:tc>
-          <w:tcPr>
-            <w:tcW w:type="dxa" w:w="1728"/>
-          </w:tcPr>
-          <w:p>
-            <w:r>
-              <w:rPr>
-                <w:sz w:val="19"/>
-              </w:rPr>
-            </w:r>
-            <w:r>
-              <w:rPr>
-                <w:b/>
-                <w:sz w:val="19"/>
-              </w:rPr>
-              <w:t>3 500 €</w:t>
-            </w:r>
-          </w:p>
-        </w:tc>
-        <w:tc>
-          <w:tcPr>
-            <w:tcW w:type="dxa" w:w="1728"/>
-          </w:tcPr>
-          <w:p>
-            <w:r>
-              <w:rPr>
-                <w:sz w:val="19"/>
-              </w:rPr>
-            </w:r>
-            <w:r>
-              <w:rPr>
-                <w:b/>
-                <w:sz w:val="19"/>
-              </w:rPr>
-              <w:t>5,5 j (à date)</w:t>
-            </w:r>
-          </w:p>
-        </w:tc>
-        <w:tc>
-          <w:tcPr>
-            <w:tcW w:type="dxa" w:w="1728"/>
-          </w:tcPr>
-          <w:p>
-            <w:r>
-              <w:rPr>
-                <w:sz w:val="19"/>
-              </w:rPr>
-            </w:r>
-            <w:r>
-              <w:rPr>
-                <w:b/>
-                <w:sz w:val="19"/>
-              </w:rPr>
-              <w:t>2 750 € (à date)</w:t>
-            </w:r>
-          </w:p>
-        </w:tc>
-      </w:tr>
-    </w:tbl>
-    <w:p/>
-    <w:p>
-      <w:r>
-        <w:rPr>
-          <w:b/>
-        </w:rPr>
-        <w:t>Contrôle des écarts</w:t>
-      </w:r>
-      <w:r>
-        <w:t xml:space="preserve"> — le suivi prévu/réalisé est mis à jour à chaque point hebdomadaire à partir du board (une carte déplacée en </w:t>
-      </w:r>
-      <w:r>
-        <w:rPr>
-          <w:rFonts w:ascii="Consolas" w:hAnsi="Consolas"/>
-          <w:sz w:val="19"/>
-        </w:rPr>
-        <w:t>Done</w:t>
-      </w:r>
-      <w:r>
-        <w:t xml:space="preserve"> clôture le lot correspondant). À ce stade du projet, aucun écart significatif n'est constaté : les lots livrés correspondent à l'enveloppe prévue. Le principal levier de maîtrise reste le YAGNI (section 4) : toute demande d'extension de périmètre est chiffrée en jours-homme supplémentaires avant acceptation, pour éviter un dépassement silencieux du budget-temps.</w:t>
-      </w:r>
-    </w:p>
-    <w:p/>
-    <w:p>
-      <w:pPr>
-        <w:pStyle w:val="Heading2"/>
-      </w:pPr>
-      <w:r>
-        <w:t>6. KPI de projet</w:t>
+        <w:t>5. KPI de projet</w:t>
       </w:r>
     </w:p>
     <w:p>
@@ -3868,7 +2926,7 @@
         <w:pStyle w:val="Heading2"/>
       </w:pPr>
       <w:r>
-        <w:t>7. Reporting client</w:t>
+        <w:t>6. Reporting client</w:t>
       </w:r>
     </w:p>
     <w:p>
@@ -3995,7 +3053,7 @@
         <w:t>KPI</w:t>
       </w:r>
       <w:r>
-        <w:t xml:space="preserve"> (section 6, affichés en en-tête de board).</w:t>
+        <w:t xml:space="preserve"> (section 5, affichés en en-tête de board).</w:t>
       </w:r>
     </w:p>
     <w:p>

--- a/docs/exports/pilotage-projet.docx
+++ b/docs/exports/pilotage-projet.docx
@@ -471,243 +471,44 @@
       </w:r>
     </w:p>
     <w:p>
+      <w:pPr>
+        <w:jc w:val="center"/>
+      </w:pPr>
       <w:r>
-        <w:rPr>
-          <w:i/>
-          <w:color w:val="444444"/>
-          <w:sz w:val="20"/>
-        </w:rPr>
-        <w:t>Diagramme (planning) — rendu visuel dans la version Markdown / l’outil de gestion.</w:t>
+        <w:drawing>
+          <wp:inline xmlns:a="http://schemas.openxmlformats.org/drawingml/2006/main" xmlns:pic="http://schemas.openxmlformats.org/drawingml/2006/picture">
+            <wp:extent cx="5760000" cy="2400742"/>
+            <wp:docPr id="1" name="Picture 1"/>
+            <wp:cNvGraphicFramePr>
+              <a:graphicFrameLocks noChangeAspect="1"/>
+            </wp:cNvGraphicFramePr>
+            <a:graphic>
+              <a:graphicData uri="http://schemas.openxmlformats.org/drawingml/2006/picture">
+                <pic:pic>
+                  <pic:nvPicPr>
+                    <pic:cNvPr id="0" name="gantt.jpg"/>
+                    <pic:cNvPicPr/>
+                  </pic:nvPicPr>
+                  <pic:blipFill>
+                    <a:blip r:embed="rId9"/>
+                    <a:stretch>
+                      <a:fillRect/>
+                    </a:stretch>
+                  </pic:blipFill>
+                  <pic:spPr>
+                    <a:xfrm>
+                      <a:off x="0" y="0"/>
+                      <a:ext cx="5760000" cy="2400742"/>
+                    </a:xfrm>
+                    <a:prstGeom prst="rect"/>
+                  </pic:spPr>
+                </pic:pic>
+              </a:graphicData>
+            </a:graphic>
+          </wp:inline>
+        </w:drawing>
       </w:r>
     </w:p>
-    <w:p>
-      <w:pPr>
-        <w:ind w:left="227"/>
-        <w:shd w:val="clear" w:color="auto" w:fill="F2F2F2"/>
-        <w:pBdr>
-          <w:top w:val="single" w:sz="4" w:space="4" w:color="CCCCCC"/>
-          <w:left w:val="single" w:sz="4" w:space="4" w:color="CCCCCC"/>
-          <w:bottom w:val="single" w:sz="4" w:space="4" w:color="CCCCCC"/>
-          <w:right w:val="single" w:sz="4" w:space="4" w:color="CCCCCC"/>
-        </w:pBdr>
-      </w:pPr>
-      <w:r>
-        <w:rPr>
-          <w:rFonts w:ascii="Consolas" w:hAnsi="Consolas"/>
-          <w:sz w:val="18"/>
-        </w:rPr>
-        <w:t>gantt</w:t>
-        <w:br/>
-      </w:r>
-      <w:r>
-        <w:rPr>
-          <w:rFonts w:ascii="Consolas" w:hAnsi="Consolas"/>
-          <w:sz w:val="18"/>
-        </w:rPr>
-        <w:t xml:space="preserve">    title Planning du projet — Potentiel PV tertiaire (semaine du 29/06 au 08/07/2026)</w:t>
-        <w:br/>
-      </w:r>
-      <w:r>
-        <w:rPr>
-          <w:rFonts w:ascii="Consolas" w:hAnsi="Consolas"/>
-          <w:sz w:val="18"/>
-        </w:rPr>
-        <w:t xml:space="preserve">    dateFormat  YYYY-MM-DD</w:t>
-        <w:br/>
-      </w:r>
-      <w:r>
-        <w:rPr>
-          <w:rFonts w:ascii="Consolas" w:hAnsi="Consolas"/>
-          <w:sz w:val="18"/>
-        </w:rPr>
-        <w:t xml:space="preserve">    axisFormat  %d/%m</w:t>
-        <w:br/>
-      </w:r>
-      <w:r>
-        <w:rPr>
-          <w:rFonts w:ascii="Consolas" w:hAnsi="Consolas"/>
-          <w:sz w:val="18"/>
-        </w:rPr>
-        <w:t xml:space="preserve"> </w:t>
-        <w:br/>
-      </w:r>
-      <w:r>
-        <w:rPr>
-          <w:rFonts w:ascii="Consolas" w:hAnsi="Consolas"/>
-          <w:sz w:val="18"/>
-        </w:rPr>
-        <w:t xml:space="preserve">    section Cadrage</w:t>
-        <w:br/>
-      </w:r>
-      <w:r>
-        <w:rPr>
-          <w:rFonts w:ascii="Consolas" w:hAnsi="Consolas"/>
-          <w:sz w:val="18"/>
-        </w:rPr>
-        <w:t xml:space="preserve">    Note de cadrage (besoins, réglementation, périmètre) :done, cadrage, 2026-06-29, 1d</w:t>
-        <w:br/>
-      </w:r>
-      <w:r>
-        <w:rPr>
-          <w:rFonts w:ascii="Consolas" w:hAnsi="Consolas"/>
-          <w:sz w:val="18"/>
-        </w:rPr>
-        <w:t xml:space="preserve"> </w:t>
-        <w:br/>
-      </w:r>
-      <w:r>
-        <w:rPr>
-          <w:rFonts w:ascii="Consolas" w:hAnsi="Consolas"/>
-          <w:sz w:val="18"/>
-        </w:rPr>
-        <w:t xml:space="preserve">    section Collecte données</w:t>
-        <w:br/>
-      </w:r>
-      <w:r>
-        <w:rPr>
-          <w:rFonts w:ascii="Consolas" w:hAnsi="Consolas"/>
-          <w:sz w:val="18"/>
-        </w:rPr>
-        <w:t xml:space="preserve">    Récupération PVGIS (96 départements) + cache :done, data1, after cadrage, 1d</w:t>
-        <w:br/>
-      </w:r>
-      <w:r>
-        <w:rPr>
-          <w:rFonts w:ascii="Consolas" w:hAnsi="Consolas"/>
-          <w:sz w:val="18"/>
-        </w:rPr>
-        <w:t xml:space="preserve">    Intégration GeoJSON officiel + centroïdes Lambert-93 :done, data2, after data1, 1d</w:t>
-        <w:br/>
-      </w:r>
-      <w:r>
-        <w:rPr>
-          <w:rFonts w:ascii="Consolas" w:hAnsi="Consolas"/>
-          <w:sz w:val="18"/>
-        </w:rPr>
-        <w:t xml:space="preserve"> </w:t>
-        <w:br/>
-      </w:r>
-      <w:r>
-        <w:rPr>
-          <w:rFonts w:ascii="Consolas" w:hAnsi="Consolas"/>
-          <w:sz w:val="18"/>
-        </w:rPr>
-        <w:t xml:space="preserve">    section Modèle économique</w:t>
-        <w:br/>
-      </w:r>
-      <w:r>
-        <w:rPr>
-          <w:rFonts w:ascii="Consolas" w:hAnsi="Consolas"/>
-          <w:sz w:val="18"/>
-        </w:rPr>
-        <w:t xml:space="preserve">    Modèle LCOE / payback / TRI / VAN + tests unitaires :done, model, after data2, 1d</w:t>
-        <w:br/>
-      </w:r>
-      <w:r>
-        <w:rPr>
-          <w:rFonts w:ascii="Consolas" w:hAnsi="Consolas"/>
-          <w:sz w:val="18"/>
-        </w:rPr>
-        <w:t xml:space="preserve">    Taux d'autoconsommation + analyse de sensibilité :done, model2, after model, 1d</w:t>
-        <w:br/>
-      </w:r>
-      <w:r>
-        <w:rPr>
-          <w:rFonts w:ascii="Consolas" w:hAnsi="Consolas"/>
-          <w:sz w:val="18"/>
-        </w:rPr>
-        <w:t xml:space="preserve"> </w:t>
-        <w:br/>
-      </w:r>
-      <w:r>
-        <w:rPr>
-          <w:rFonts w:ascii="Consolas" w:hAnsi="Consolas"/>
-          <w:sz w:val="18"/>
-        </w:rPr>
-        <w:t xml:space="preserve">    section Dashboard</w:t>
-        <w:br/>
-      </w:r>
-      <w:r>
-        <w:rPr>
-          <w:rFonts w:ascii="Consolas" w:hAnsi="Consolas"/>
-          <w:sz w:val="18"/>
-        </w:rPr>
-        <w:t xml:space="preserve">    Refactor Assumptions (hypothèses paramétrables) :done, dash1, after model2, 1d</w:t>
-        <w:br/>
-      </w:r>
-      <w:r>
-        <w:rPr>
-          <w:rFonts w:ascii="Consolas" w:hAnsi="Consolas"/>
-          <w:sz w:val="18"/>
-        </w:rPr>
-        <w:t xml:space="preserve">    Dashboard Streamlit (cartes, KPI, sensibilité) + déploiement :active, dash2, after dash1, 1d</w:t>
-        <w:br/>
-      </w:r>
-      <w:r>
-        <w:rPr>
-          <w:rFonts w:ascii="Consolas" w:hAnsi="Consolas"/>
-          <w:sz w:val="18"/>
-        </w:rPr>
-        <w:t xml:space="preserve"> </w:t>
-        <w:br/>
-      </w:r>
-      <w:r>
-        <w:rPr>
-          <w:rFonts w:ascii="Consolas" w:hAnsi="Consolas"/>
-          <w:sz w:val="18"/>
-        </w:rPr>
-        <w:t xml:space="preserve">    section Recettage</w:t>
-        <w:br/>
-      </w:r>
-      <w:r>
-        <w:rPr>
-          <w:rFonts w:ascii="Consolas" w:hAnsi="Consolas"/>
-          <w:sz w:val="18"/>
-        </w:rPr>
-        <w:t xml:space="preserve">    Tests dashboard_data + relecture croisée :recette, after dash2, 1d</w:t>
-        <w:br/>
-      </w:r>
-      <w:r>
-        <w:rPr>
-          <w:rFonts w:ascii="Consolas" w:hAnsi="Consolas"/>
-          <w:sz w:val="18"/>
-        </w:rPr>
-        <w:t xml:space="preserve"> </w:t>
-        <w:br/>
-      </w:r>
-      <w:r>
-        <w:rPr>
-          <w:rFonts w:ascii="Consolas" w:hAnsi="Consolas"/>
-          <w:sz w:val="18"/>
-        </w:rPr>
-        <w:t xml:space="preserve">    section Dossier &amp; soutenance</w:t>
-        <w:br/>
-      </w:r>
-      <w:r>
-        <w:rPr>
-          <w:rFonts w:ascii="Consolas" w:hAnsi="Consolas"/>
-          <w:sz w:val="18"/>
-        </w:rPr>
-        <w:t xml:space="preserve">    Document de pilotage :pilotage, after dash2, 1d</w:t>
-        <w:br/>
-      </w:r>
-      <w:r>
-        <w:rPr>
-          <w:rFonts w:ascii="Consolas" w:hAnsi="Consolas"/>
-          <w:sz w:val="18"/>
-        </w:rPr>
-        <w:t xml:space="preserve">    Dossier technique (compilation + exports Word/PDF) :dossier, after pilotage, 1d</w:t>
-        <w:br/>
-      </w:r>
-      <w:r>
-        <w:rPr>
-          <w:rFonts w:ascii="Consolas" w:hAnsi="Consolas"/>
-          <w:sz w:val="18"/>
-        </w:rPr>
-        <w:t xml:space="preserve">    Soutenance :milestone, soutenance, after dossier, 0d</w:t>
-      </w:r>
-    </w:p>
-    <w:p/>
     <w:p>
       <w:r>
         <w:rPr>
